--- a/final_hackathon.docx
+++ b/final_hackathon.docx
@@ -156,16 +156,2407 @@
           </w:p>
         </w:tc>
       </w:tr>
+    </w:tbl>
+    <w:p/>
+    <w:tbl>
+      <w:tblPr>
+        <w:tblStyle w:val="TableGrid"/>
+        <w:tblW w:w="0" w:type="auto"/>
+        <w:tblLook w:val="04A0" w:firstRow="1" w:lastRow="0" w:firstColumn="1" w:lastColumn="0" w:noHBand="0" w:noVBand="1"/>
+      </w:tblPr>
+      <w:tblGrid>
+        <w:gridCol w:w="3083"/>
+        <w:gridCol w:w="3185"/>
+        <w:gridCol w:w="3082"/>
+      </w:tblGrid>
       <w:tr>
         <w:tc>
           <w:tcPr>
+            <w:tcW w:w="3083" w:type="dxa"/>
+          </w:tcPr>
+          <w:p>
+            <w:proofErr w:type="spellStart"/>
+            <w:r>
+              <w:t>Mã</w:t>
+            </w:r>
+            <w:proofErr w:type="spellEnd"/>
+            <w:r>
+              <w:t xml:space="preserve"> </w:t>
+            </w:r>
+          </w:p>
+        </w:tc>
+        <w:tc>
+          <w:tcPr>
+            <w:tcW w:w="3185" w:type="dxa"/>
+          </w:tcPr>
+          <w:p>
+            <w:proofErr w:type="spellStart"/>
+            <w:r>
+              <w:t>Chức</w:t>
+            </w:r>
+            <w:proofErr w:type="spellEnd"/>
+            <w:r>
+              <w:t xml:space="preserve"> </w:t>
+            </w:r>
+            <w:proofErr w:type="spellStart"/>
+            <w:r>
+              <w:t>năng</w:t>
+            </w:r>
+            <w:proofErr w:type="spellEnd"/>
+          </w:p>
+        </w:tc>
+        <w:tc>
+          <w:tcPr>
+            <w:tcW w:w="3082" w:type="dxa"/>
+          </w:tcPr>
+          <w:p>
+            <w:r>
+              <w:t xml:space="preserve">Vai </w:t>
+            </w:r>
+            <w:proofErr w:type="spellStart"/>
+            <w:r>
+              <w:t>trò</w:t>
+            </w:r>
+            <w:proofErr w:type="spellEnd"/>
+          </w:p>
+        </w:tc>
+      </w:tr>
+      <w:tr>
+        <w:tc>
+          <w:tcPr>
+            <w:tcW w:w="3083" w:type="dxa"/>
+          </w:tcPr>
+          <w:p>
+            <w:r>
+              <w:t>FR1</w:t>
+            </w:r>
+          </w:p>
+        </w:tc>
+        <w:tc>
+          <w:tcPr>
+            <w:tcW w:w="3185" w:type="dxa"/>
+          </w:tcPr>
+          <w:p>
+            <w:proofErr w:type="spellStart"/>
+            <w:r>
+              <w:t>Đăng</w:t>
+            </w:r>
+            <w:proofErr w:type="spellEnd"/>
+            <w:r>
+              <w:t xml:space="preserve"> </w:t>
+            </w:r>
+            <w:proofErr w:type="spellStart"/>
+            <w:r>
+              <w:t>nhập</w:t>
+            </w:r>
+            <w:proofErr w:type="spellEnd"/>
+          </w:p>
+        </w:tc>
+        <w:tc>
+          <w:tcPr>
+            <w:tcW w:w="3082" w:type="dxa"/>
+          </w:tcPr>
+          <w:p>
+            <w:proofErr w:type="spellStart"/>
+            <w:r>
+              <w:t>Người</w:t>
+            </w:r>
+            <w:proofErr w:type="spellEnd"/>
+            <w:r>
+              <w:t xml:space="preserve"> </w:t>
+            </w:r>
+            <w:proofErr w:type="spellStart"/>
+            <w:r>
+              <w:t>dùng</w:t>
+            </w:r>
+            <w:proofErr w:type="spellEnd"/>
+            <w:r>
+              <w:t xml:space="preserve"> </w:t>
+            </w:r>
+            <w:proofErr w:type="spellStart"/>
+            <w:r>
+              <w:t>đăng</w:t>
+            </w:r>
+            <w:proofErr w:type="spellEnd"/>
+            <w:r>
+              <w:t xml:space="preserve"> </w:t>
+            </w:r>
+            <w:proofErr w:type="spellStart"/>
+            <w:r>
+              <w:t>nhập</w:t>
+            </w:r>
+            <w:proofErr w:type="spellEnd"/>
+          </w:p>
+        </w:tc>
+      </w:tr>
+      <w:tr>
+        <w:tc>
+          <w:tcPr>
+            <w:tcW w:w="3083" w:type="dxa"/>
+          </w:tcPr>
+          <w:p>
+            <w:r>
+              <w:t>FR2</w:t>
+            </w:r>
+          </w:p>
+        </w:tc>
+        <w:tc>
+          <w:tcPr>
+            <w:tcW w:w="3185" w:type="dxa"/>
+          </w:tcPr>
+          <w:p>
+            <w:proofErr w:type="spellStart"/>
+            <w:r>
+              <w:t>Đặt</w:t>
+            </w:r>
+            <w:proofErr w:type="spellEnd"/>
+            <w:r>
+              <w:t xml:space="preserve"> </w:t>
+            </w:r>
+            <w:proofErr w:type="spellStart"/>
+            <w:r>
+              <w:t>vé</w:t>
+            </w:r>
+            <w:proofErr w:type="spellEnd"/>
+          </w:p>
+        </w:tc>
+        <w:tc>
+          <w:tcPr>
+            <w:tcW w:w="3082" w:type="dxa"/>
+          </w:tcPr>
+          <w:p>
+            <w:proofErr w:type="spellStart"/>
+            <w:r>
+              <w:t>Người</w:t>
+            </w:r>
+            <w:proofErr w:type="spellEnd"/>
+            <w:r>
+              <w:t xml:space="preserve"> </w:t>
+            </w:r>
+            <w:proofErr w:type="spellStart"/>
+            <w:r>
+              <w:t>dùng</w:t>
+            </w:r>
+            <w:proofErr w:type="spellEnd"/>
+            <w:r>
+              <w:t xml:space="preserve"> </w:t>
+            </w:r>
+            <w:proofErr w:type="spellStart"/>
+            <w:r>
+              <w:t>đặt</w:t>
+            </w:r>
+            <w:proofErr w:type="spellEnd"/>
+            <w:r>
+              <w:t xml:space="preserve"> </w:t>
+            </w:r>
+            <w:proofErr w:type="spellStart"/>
+            <w:r>
+              <w:t>vé</w:t>
+            </w:r>
+            <w:proofErr w:type="spellEnd"/>
+            <w:r>
+              <w:t xml:space="preserve"> </w:t>
+            </w:r>
+            <w:proofErr w:type="spellStart"/>
+            <w:r>
+              <w:t>xem</w:t>
+            </w:r>
+            <w:proofErr w:type="spellEnd"/>
+            <w:r>
+              <w:t xml:space="preserve"> </w:t>
+            </w:r>
+            <w:proofErr w:type="spellStart"/>
+            <w:r>
+              <w:t>phim</w:t>
+            </w:r>
+            <w:proofErr w:type="spellEnd"/>
+          </w:p>
+        </w:tc>
+      </w:tr>
+      <w:tr>
+        <w:tc>
+          <w:tcPr>
+            <w:tcW w:w="3083" w:type="dxa"/>
+          </w:tcPr>
+          <w:p>
+            <w:r>
+              <w:t>FR3</w:t>
+            </w:r>
+          </w:p>
+        </w:tc>
+        <w:tc>
+          <w:tcPr>
+            <w:tcW w:w="3185" w:type="dxa"/>
+          </w:tcPr>
+          <w:p>
+            <w:proofErr w:type="spellStart"/>
+            <w:r>
+              <w:t>Tính</w:t>
+            </w:r>
+            <w:proofErr w:type="spellEnd"/>
+            <w:r>
+              <w:t xml:space="preserve"> </w:t>
+            </w:r>
+            <w:proofErr w:type="spellStart"/>
+            <w:r>
+              <w:t>tổng</w:t>
+            </w:r>
+            <w:proofErr w:type="spellEnd"/>
+            <w:r>
+              <w:t xml:space="preserve"> </w:t>
+            </w:r>
+            <w:proofErr w:type="spellStart"/>
+            <w:r>
+              <w:t>tiền</w:t>
+            </w:r>
+            <w:proofErr w:type="spellEnd"/>
+          </w:p>
+        </w:tc>
+        <w:tc>
+          <w:tcPr>
+            <w:tcW w:w="3082" w:type="dxa"/>
+          </w:tcPr>
+          <w:p>
+            <w:proofErr w:type="spellStart"/>
+            <w:r>
+              <w:t>Tính</w:t>
+            </w:r>
+            <w:proofErr w:type="spellEnd"/>
+            <w:r>
+              <w:t xml:space="preserve"> </w:t>
+            </w:r>
+            <w:proofErr w:type="spellStart"/>
+            <w:r>
+              <w:t>tổng</w:t>
+            </w:r>
+            <w:proofErr w:type="spellEnd"/>
+            <w:r>
+              <w:t xml:space="preserve"> </w:t>
+            </w:r>
+            <w:proofErr w:type="spellStart"/>
+            <w:r>
+              <w:t>tiền</w:t>
+            </w:r>
+            <w:proofErr w:type="spellEnd"/>
+            <w:r>
+              <w:t xml:space="preserve"> </w:t>
+            </w:r>
+            <w:proofErr w:type="spellStart"/>
+            <w:r>
+              <w:t>để</w:t>
+            </w:r>
+            <w:proofErr w:type="spellEnd"/>
+            <w:r>
+              <w:t xml:space="preserve"> </w:t>
+            </w:r>
+            <w:proofErr w:type="spellStart"/>
+            <w:r>
+              <w:t>người</w:t>
+            </w:r>
+            <w:proofErr w:type="spellEnd"/>
+            <w:r>
+              <w:t xml:space="preserve"> </w:t>
+            </w:r>
+            <w:proofErr w:type="spellStart"/>
+            <w:r>
+              <w:t>dùng</w:t>
+            </w:r>
+            <w:proofErr w:type="spellEnd"/>
+            <w:r>
+              <w:t xml:space="preserve"> </w:t>
+            </w:r>
+            <w:proofErr w:type="spellStart"/>
+            <w:r>
+              <w:t>biết</w:t>
+            </w:r>
+            <w:proofErr w:type="spellEnd"/>
+          </w:p>
+        </w:tc>
+      </w:tr>
+      <w:tr>
+        <w:tc>
+          <w:tcPr>
+            <w:tcW w:w="3083" w:type="dxa"/>
+          </w:tcPr>
+          <w:p>
+            <w:r>
+              <w:t>FR4</w:t>
+            </w:r>
+          </w:p>
+        </w:tc>
+        <w:tc>
+          <w:tcPr>
+            <w:tcW w:w="3185" w:type="dxa"/>
+          </w:tcPr>
+          <w:p>
+            <w:proofErr w:type="spellStart"/>
+            <w:r>
+              <w:t>Tạo</w:t>
+            </w:r>
+            <w:proofErr w:type="spellEnd"/>
+            <w:r>
+              <w:t xml:space="preserve"> </w:t>
+            </w:r>
+            <w:proofErr w:type="spellStart"/>
+            <w:r>
+              <w:t>mã</w:t>
+            </w:r>
+            <w:proofErr w:type="spellEnd"/>
+            <w:r>
+              <w:t xml:space="preserve"> </w:t>
+            </w:r>
+            <w:proofErr w:type="spellStart"/>
+            <w:r>
+              <w:t>vé</w:t>
+            </w:r>
+            <w:proofErr w:type="spellEnd"/>
+            <w:r>
+              <w:t xml:space="preserve"> </w:t>
+            </w:r>
+            <w:proofErr w:type="spellStart"/>
+            <w:r>
+              <w:t>điện</w:t>
+            </w:r>
+            <w:proofErr w:type="spellEnd"/>
+            <w:r>
+              <w:t xml:space="preserve"> </w:t>
+            </w:r>
+            <w:proofErr w:type="spellStart"/>
+            <w:r>
+              <w:t>t</w:t>
+            </w:r>
+            <w:r>
+              <w:t>ử</w:t>
+            </w:r>
+            <w:proofErr w:type="spellEnd"/>
+          </w:p>
+        </w:tc>
+        <w:tc>
+          <w:tcPr>
+            <w:tcW w:w="3082" w:type="dxa"/>
+          </w:tcPr>
+          <w:p>
+            <w:proofErr w:type="spellStart"/>
+            <w:r>
+              <w:t>Tạo</w:t>
+            </w:r>
+            <w:proofErr w:type="spellEnd"/>
+            <w:r>
+              <w:t xml:space="preserve"> </w:t>
+            </w:r>
+            <w:proofErr w:type="spellStart"/>
+            <w:r>
+              <w:t>mã</w:t>
+            </w:r>
+            <w:proofErr w:type="spellEnd"/>
+            <w:r>
+              <w:t xml:space="preserve"> </w:t>
+            </w:r>
+            <w:proofErr w:type="spellStart"/>
+            <w:r>
+              <w:t>vé</w:t>
+            </w:r>
+            <w:proofErr w:type="spellEnd"/>
+            <w:r>
+              <w:t xml:space="preserve"> </w:t>
+            </w:r>
+            <w:proofErr w:type="spellStart"/>
+            <w:r>
+              <w:t>điện</w:t>
+            </w:r>
+            <w:proofErr w:type="spellEnd"/>
+            <w:r>
+              <w:t xml:space="preserve"> </w:t>
+            </w:r>
+            <w:proofErr w:type="spellStart"/>
+            <w:r>
+              <w:t>t</w:t>
+            </w:r>
+            <w:r>
+              <w:t>ử</w:t>
+            </w:r>
+            <w:proofErr w:type="spellEnd"/>
+            <w:r>
+              <w:t xml:space="preserve"> </w:t>
+            </w:r>
+            <w:proofErr w:type="spellStart"/>
+            <w:r>
+              <w:t>để</w:t>
+            </w:r>
+            <w:proofErr w:type="spellEnd"/>
+            <w:r>
+              <w:t xml:space="preserve"> </w:t>
+            </w:r>
+            <w:proofErr w:type="spellStart"/>
+            <w:r>
+              <w:t>người</w:t>
+            </w:r>
+            <w:proofErr w:type="spellEnd"/>
+            <w:r>
+              <w:t xml:space="preserve"> </w:t>
+            </w:r>
+            <w:proofErr w:type="spellStart"/>
+            <w:r>
+              <w:t>dùng</w:t>
+            </w:r>
+            <w:proofErr w:type="spellEnd"/>
+            <w:r>
+              <w:t xml:space="preserve"> </w:t>
+            </w:r>
+            <w:proofErr w:type="spellStart"/>
+            <w:r>
+              <w:t>tự</w:t>
+            </w:r>
+            <w:proofErr w:type="spellEnd"/>
+            <w:r>
+              <w:t xml:space="preserve"> </w:t>
+            </w:r>
+            <w:proofErr w:type="spellStart"/>
+            <w:r>
+              <w:t>lấy</w:t>
+            </w:r>
+            <w:proofErr w:type="spellEnd"/>
+            <w:r>
+              <w:t xml:space="preserve"> </w:t>
+            </w:r>
+            <w:proofErr w:type="spellStart"/>
+            <w:r>
+              <w:t>vé</w:t>
+            </w:r>
+            <w:proofErr w:type="spellEnd"/>
+          </w:p>
+        </w:tc>
+      </w:tr>
+      <w:tr>
+        <w:tc>
+          <w:tcPr>
+            <w:tcW w:w="3083" w:type="dxa"/>
+          </w:tcPr>
+          <w:p>
+            <w:r>
+              <w:t>NFR1</w:t>
+            </w:r>
+          </w:p>
+        </w:tc>
+        <w:tc>
+          <w:tcPr>
+            <w:tcW w:w="3185" w:type="dxa"/>
+          </w:tcPr>
+          <w:p>
+            <w:proofErr w:type="spellStart"/>
+            <w:r>
+              <w:t>Tránh</w:t>
+            </w:r>
+            <w:proofErr w:type="spellEnd"/>
+            <w:r>
+              <w:t xml:space="preserve"> </w:t>
+            </w:r>
+            <w:proofErr w:type="spellStart"/>
+            <w:r>
+              <w:t>sập</w:t>
+            </w:r>
+            <w:proofErr w:type="spellEnd"/>
+            <w:r>
+              <w:t xml:space="preserve"> </w:t>
+            </w:r>
+            <w:proofErr w:type="spellStart"/>
+            <w:r>
+              <w:t>ứng</w:t>
+            </w:r>
+            <w:proofErr w:type="spellEnd"/>
+            <w:r>
+              <w:t xml:space="preserve"> </w:t>
+            </w:r>
+            <w:proofErr w:type="spellStart"/>
+            <w:r>
+              <w:t>dụng</w:t>
+            </w:r>
+            <w:proofErr w:type="spellEnd"/>
+          </w:p>
+        </w:tc>
+        <w:tc>
+          <w:tcPr>
+            <w:tcW w:w="3082" w:type="dxa"/>
+          </w:tcPr>
+          <w:p>
+            <w:proofErr w:type="spellStart"/>
+            <w:r>
+              <w:t>Chịu</w:t>
+            </w:r>
+            <w:proofErr w:type="spellEnd"/>
+            <w:r>
+              <w:t xml:space="preserve"> </w:t>
+            </w:r>
+            <w:proofErr w:type="spellStart"/>
+            <w:r>
+              <w:t>tải</w:t>
+            </w:r>
+            <w:proofErr w:type="spellEnd"/>
+            <w:r>
+              <w:t xml:space="preserve"> </w:t>
+            </w:r>
+            <w:proofErr w:type="spellStart"/>
+            <w:r>
+              <w:t>được</w:t>
+            </w:r>
+            <w:proofErr w:type="spellEnd"/>
+            <w:r>
+              <w:t xml:space="preserve"> </w:t>
+            </w:r>
+            <w:proofErr w:type="spellStart"/>
+            <w:r>
+              <w:t>khi</w:t>
+            </w:r>
+            <w:proofErr w:type="spellEnd"/>
+            <w:r>
+              <w:t xml:space="preserve"> </w:t>
+            </w:r>
+            <w:proofErr w:type="spellStart"/>
+            <w:r>
+              <w:t>có</w:t>
+            </w:r>
+            <w:proofErr w:type="spellEnd"/>
+            <w:r>
+              <w:t xml:space="preserve"> 1000 </w:t>
+            </w:r>
+            <w:proofErr w:type="spellStart"/>
+            <w:r>
+              <w:t>người</w:t>
+            </w:r>
+            <w:proofErr w:type="spellEnd"/>
+            <w:r>
+              <w:t xml:space="preserve"> </w:t>
+            </w:r>
+            <w:proofErr w:type="spellStart"/>
+            <w:r>
+              <w:t>vào</w:t>
+            </w:r>
+            <w:proofErr w:type="spellEnd"/>
+            <w:r>
+              <w:t xml:space="preserve"> </w:t>
+            </w:r>
+            <w:proofErr w:type="spellStart"/>
+            <w:r>
+              <w:t>ứng</w:t>
+            </w:r>
+            <w:proofErr w:type="spellEnd"/>
+            <w:r>
+              <w:t xml:space="preserve"> </w:t>
+            </w:r>
+            <w:proofErr w:type="spellStart"/>
+            <w:r>
+              <w:t>dụng</w:t>
+            </w:r>
+            <w:proofErr w:type="spellEnd"/>
+            <w:r>
+              <w:t xml:space="preserve"> </w:t>
+            </w:r>
+            <w:proofErr w:type="spellStart"/>
+            <w:r>
+              <w:t>cùng</w:t>
+            </w:r>
+            <w:proofErr w:type="spellEnd"/>
+            <w:r>
+              <w:t xml:space="preserve"> </w:t>
+            </w:r>
+            <w:proofErr w:type="spellStart"/>
+            <w:r>
+              <w:t>lúc</w:t>
+            </w:r>
+            <w:proofErr w:type="spellEnd"/>
+            <w:r>
+              <w:t xml:space="preserve"> </w:t>
+            </w:r>
+            <w:proofErr w:type="spellStart"/>
+            <w:r>
+              <w:t>và</w:t>
+            </w:r>
+            <w:proofErr w:type="spellEnd"/>
+            <w:r>
+              <w:t xml:space="preserve"> </w:t>
+            </w:r>
+            <w:proofErr w:type="spellStart"/>
+            <w:r>
+              <w:t>đặt</w:t>
+            </w:r>
+            <w:proofErr w:type="spellEnd"/>
+            <w:r>
+              <w:t xml:space="preserve"> </w:t>
+            </w:r>
+            <w:proofErr w:type="spellStart"/>
+            <w:r>
+              <w:t>vé</w:t>
+            </w:r>
+            <w:proofErr w:type="spellEnd"/>
+          </w:p>
+        </w:tc>
+      </w:tr>
+      <w:tr>
+        <w:tc>
+          <w:tcPr>
+            <w:tcW w:w="3083" w:type="dxa"/>
+          </w:tcPr>
+          <w:p>
+            <w:r>
+              <w:t>NFR2</w:t>
+            </w:r>
+          </w:p>
+        </w:tc>
+        <w:tc>
+          <w:tcPr>
+            <w:tcW w:w="3185" w:type="dxa"/>
+          </w:tcPr>
+          <w:p>
+            <w:r>
+              <w:t xml:space="preserve">Bảo </w:t>
+            </w:r>
+            <w:proofErr w:type="spellStart"/>
+            <w:r>
+              <w:t>mật</w:t>
+            </w:r>
+            <w:proofErr w:type="spellEnd"/>
+            <w:r>
+              <w:t xml:space="preserve"> </w:t>
+            </w:r>
+            <w:proofErr w:type="spellStart"/>
+            <w:r>
+              <w:t>thanh</w:t>
+            </w:r>
+            <w:proofErr w:type="spellEnd"/>
+            <w:r>
+              <w:t xml:space="preserve"> </w:t>
+            </w:r>
+            <w:proofErr w:type="spellStart"/>
+            <w:r>
+              <w:t>toán</w:t>
+            </w:r>
+            <w:proofErr w:type="spellEnd"/>
+          </w:p>
+        </w:tc>
+        <w:tc>
+          <w:tcPr>
+            <w:tcW w:w="3082" w:type="dxa"/>
+          </w:tcPr>
+          <w:p>
+            <w:proofErr w:type="spellStart"/>
+            <w:r>
+              <w:t>Tự</w:t>
+            </w:r>
+            <w:proofErr w:type="spellEnd"/>
+            <w:r>
+              <w:t xml:space="preserve"> </w:t>
+            </w:r>
+            <w:proofErr w:type="spellStart"/>
+            <w:r>
+              <w:t>động</w:t>
+            </w:r>
+            <w:proofErr w:type="spellEnd"/>
+            <w:r>
+              <w:t xml:space="preserve"> </w:t>
+            </w:r>
+            <w:proofErr w:type="spellStart"/>
+            <w:r>
+              <w:t>bảo</w:t>
+            </w:r>
+            <w:proofErr w:type="spellEnd"/>
+            <w:r>
+              <w:t xml:space="preserve"> </w:t>
+            </w:r>
+            <w:proofErr w:type="spellStart"/>
+            <w:r>
+              <w:t>mật</w:t>
+            </w:r>
+            <w:proofErr w:type="spellEnd"/>
+            <w:r>
+              <w:t xml:space="preserve"> </w:t>
+            </w:r>
+            <w:proofErr w:type="spellStart"/>
+            <w:r>
+              <w:t>thông</w:t>
+            </w:r>
+            <w:proofErr w:type="spellEnd"/>
+            <w:r>
+              <w:t xml:space="preserve"> tin </w:t>
+            </w:r>
+            <w:proofErr w:type="spellStart"/>
+            <w:r>
+              <w:t>thanh</w:t>
+            </w:r>
+            <w:proofErr w:type="spellEnd"/>
+            <w:r>
+              <w:t xml:space="preserve"> </w:t>
+            </w:r>
+            <w:proofErr w:type="spellStart"/>
+            <w:r>
+              <w:t>toán</w:t>
+            </w:r>
+            <w:proofErr w:type="spellEnd"/>
+            <w:r>
+              <w:t xml:space="preserve"> </w:t>
+            </w:r>
+            <w:proofErr w:type="spellStart"/>
+            <w:r>
+              <w:t>của</w:t>
+            </w:r>
+            <w:proofErr w:type="spellEnd"/>
+            <w:r>
+              <w:t xml:space="preserve"> </w:t>
+            </w:r>
+            <w:proofErr w:type="spellStart"/>
+            <w:r>
+              <w:t>người</w:t>
+            </w:r>
+            <w:proofErr w:type="spellEnd"/>
+            <w:r>
+              <w:t xml:space="preserve"> </w:t>
+            </w:r>
+            <w:proofErr w:type="spellStart"/>
+            <w:r>
+              <w:t>dùng</w:t>
+            </w:r>
+            <w:proofErr w:type="spellEnd"/>
+          </w:p>
+        </w:tc>
+      </w:tr>
+    </w:tbl>
+    <w:p/>
+    <w:tbl>
+      <w:tblPr>
+        <w:tblStyle w:val="TableGrid"/>
+        <w:tblW w:w="0" w:type="auto"/>
+        <w:tblLook w:val="04A0" w:firstRow="1" w:lastRow="0" w:firstColumn="1" w:lastColumn="0" w:noHBand="0" w:noVBand="1"/>
+      </w:tblPr>
+      <w:tblGrid>
+        <w:gridCol w:w="3116"/>
+        <w:gridCol w:w="3117"/>
+        <w:gridCol w:w="3117"/>
+      </w:tblGrid>
+      <w:tr>
+        <w:tc>
+          <w:tcPr>
+            <w:tcW w:w="3116" w:type="dxa"/>
+          </w:tcPr>
+          <w:p>
+            <w:r>
+              <w:t>BR</w:t>
+            </w:r>
+          </w:p>
+        </w:tc>
+        <w:tc>
+          <w:tcPr>
+            <w:tcW w:w="3117" w:type="dxa"/>
+          </w:tcPr>
+          <w:p>
+            <w:r>
+              <w:t>Use Case</w:t>
+            </w:r>
+          </w:p>
+        </w:tc>
+        <w:tc>
+          <w:tcPr>
+            <w:tcW w:w="3117" w:type="dxa"/>
+          </w:tcPr>
+          <w:p>
+            <w:proofErr w:type="spellStart"/>
+            <w:r>
+              <w:t>Tác</w:t>
+            </w:r>
+            <w:proofErr w:type="spellEnd"/>
+            <w:r>
+              <w:t xml:space="preserve"> </w:t>
+            </w:r>
+            <w:proofErr w:type="spellStart"/>
+            <w:r>
+              <w:t>động</w:t>
+            </w:r>
+            <w:proofErr w:type="spellEnd"/>
+          </w:p>
+        </w:tc>
+      </w:tr>
+      <w:tr>
+        <w:tc>
+          <w:tcPr>
+            <w:tcW w:w="3116" w:type="dxa"/>
+          </w:tcPr>
+          <w:p>
+            <w:r>
+              <w:t>BR2</w:t>
+            </w:r>
+          </w:p>
+        </w:tc>
+        <w:tc>
+          <w:tcPr>
+            <w:tcW w:w="3117" w:type="dxa"/>
+          </w:tcPr>
+          <w:p>
+            <w:proofErr w:type="spellStart"/>
+            <w:r>
+              <w:t>Đặt</w:t>
+            </w:r>
+            <w:proofErr w:type="spellEnd"/>
+            <w:r>
+              <w:t xml:space="preserve"> </w:t>
+            </w:r>
+            <w:proofErr w:type="spellStart"/>
+            <w:r>
+              <w:t>vé</w:t>
+            </w:r>
+            <w:proofErr w:type="spellEnd"/>
+          </w:p>
+        </w:tc>
+        <w:tc>
+          <w:tcPr>
+            <w:tcW w:w="3117" w:type="dxa"/>
+          </w:tcPr>
+          <w:p>
+            <w:proofErr w:type="spellStart"/>
+            <w:r>
+              <w:t>Phải</w:t>
+            </w:r>
+            <w:proofErr w:type="spellEnd"/>
+            <w:r>
+              <w:t xml:space="preserve"> </w:t>
+            </w:r>
+            <w:proofErr w:type="spellStart"/>
+            <w:r>
+              <w:t>hiện</w:t>
+            </w:r>
+            <w:proofErr w:type="spellEnd"/>
+            <w:r>
+              <w:t xml:space="preserve"> </w:t>
+            </w:r>
+            <w:proofErr w:type="spellStart"/>
+            <w:r>
+              <w:t>thị</w:t>
+            </w:r>
+            <w:proofErr w:type="spellEnd"/>
+            <w:r>
+              <w:t xml:space="preserve"> </w:t>
+            </w:r>
+            <w:proofErr w:type="spellStart"/>
+            <w:r>
+              <w:t>chính</w:t>
+            </w:r>
+            <w:proofErr w:type="spellEnd"/>
+            <w:r>
+              <w:t xml:space="preserve"> </w:t>
+            </w:r>
+            <w:proofErr w:type="spellStart"/>
+            <w:r>
+              <w:t>xác</w:t>
+            </w:r>
+            <w:proofErr w:type="spellEnd"/>
+            <w:r>
+              <w:t xml:space="preserve"> </w:t>
+            </w:r>
+            <w:proofErr w:type="spellStart"/>
+            <w:r>
+              <w:t>số</w:t>
+            </w:r>
+            <w:proofErr w:type="spellEnd"/>
+            <w:r>
+              <w:t xml:space="preserve"> </w:t>
+            </w:r>
+            <w:proofErr w:type="spellStart"/>
+            <w:r>
+              <w:t>ghế</w:t>
+            </w:r>
+            <w:proofErr w:type="spellEnd"/>
+            <w:r>
+              <w:t xml:space="preserve"> </w:t>
+            </w:r>
+            <w:proofErr w:type="spellStart"/>
+            <w:r>
+              <w:t>tối</w:t>
+            </w:r>
+            <w:proofErr w:type="spellEnd"/>
+            <w:r>
+              <w:t xml:space="preserve"> </w:t>
+            </w:r>
+            <w:proofErr w:type="spellStart"/>
+            <w:r>
+              <w:t>đa</w:t>
+            </w:r>
+            <w:proofErr w:type="spellEnd"/>
+            <w:r>
+              <w:t xml:space="preserve"> </w:t>
+            </w:r>
+            <w:proofErr w:type="spellStart"/>
+            <w:r>
+              <w:t>và</w:t>
+            </w:r>
+            <w:proofErr w:type="spellEnd"/>
+            <w:r>
+              <w:t xml:space="preserve"> </w:t>
+            </w:r>
+            <w:proofErr w:type="spellStart"/>
+            <w:r>
+              <w:t>còn</w:t>
+            </w:r>
+            <w:proofErr w:type="spellEnd"/>
+            <w:r>
+              <w:t xml:space="preserve"> </w:t>
+            </w:r>
+            <w:proofErr w:type="spellStart"/>
+            <w:r>
+              <w:t>trống</w:t>
+            </w:r>
+            <w:proofErr w:type="spellEnd"/>
+            <w:r>
+              <w:t xml:space="preserve"> </w:t>
+            </w:r>
+            <w:proofErr w:type="spellStart"/>
+            <w:r>
+              <w:t>của</w:t>
+            </w:r>
+            <w:proofErr w:type="spellEnd"/>
+            <w:r>
+              <w:t xml:space="preserve"> </w:t>
+            </w:r>
+            <w:proofErr w:type="spellStart"/>
+            <w:r>
+              <w:t>xuất</w:t>
+            </w:r>
+            <w:proofErr w:type="spellEnd"/>
+            <w:r>
+              <w:t xml:space="preserve"> </w:t>
+            </w:r>
+            <w:proofErr w:type="spellStart"/>
+            <w:r>
+              <w:t>chiếu</w:t>
+            </w:r>
+            <w:proofErr w:type="spellEnd"/>
+            <w:r>
+              <w:t xml:space="preserve"> </w:t>
+            </w:r>
+            <w:proofErr w:type="spellStart"/>
+            <w:r>
+              <w:t>theo</w:t>
+            </w:r>
+            <w:proofErr w:type="spellEnd"/>
+            <w:r>
+              <w:t xml:space="preserve"> </w:t>
+            </w:r>
+            <w:proofErr w:type="spellStart"/>
+            <w:r>
+              <w:t>thời</w:t>
+            </w:r>
+            <w:proofErr w:type="spellEnd"/>
+            <w:r>
+              <w:t xml:space="preserve"> </w:t>
+            </w:r>
+            <w:proofErr w:type="spellStart"/>
+            <w:r>
+              <w:t>gian</w:t>
+            </w:r>
+            <w:proofErr w:type="spellEnd"/>
+            <w:r>
+              <w:t xml:space="preserve"> </w:t>
+            </w:r>
+            <w:proofErr w:type="spellStart"/>
+            <w:r>
+              <w:t>thực</w:t>
+            </w:r>
+            <w:proofErr w:type="spellEnd"/>
+          </w:p>
+        </w:tc>
+      </w:tr>
+      <w:tr>
+        <w:tc>
+          <w:tcPr>
+            <w:tcW w:w="3116" w:type="dxa"/>
+          </w:tcPr>
+          <w:p>
+            <w:r>
+              <w:t>BR3</w:t>
+            </w:r>
+          </w:p>
+        </w:tc>
+        <w:tc>
+          <w:tcPr>
+            <w:tcW w:w="3117" w:type="dxa"/>
+          </w:tcPr>
+          <w:p>
+            <w:proofErr w:type="spellStart"/>
+            <w:r>
+              <w:t>Đặt</w:t>
+            </w:r>
+            <w:proofErr w:type="spellEnd"/>
+            <w:r>
+              <w:t xml:space="preserve"> </w:t>
+            </w:r>
+            <w:proofErr w:type="spellStart"/>
+            <w:r>
+              <w:t>vé</w:t>
+            </w:r>
+            <w:proofErr w:type="spellEnd"/>
+          </w:p>
+        </w:tc>
+        <w:tc>
+          <w:tcPr>
+            <w:tcW w:w="3117" w:type="dxa"/>
+          </w:tcPr>
+          <w:p>
+            <w:proofErr w:type="spellStart"/>
+            <w:r>
+              <w:t>Mỗi</w:t>
+            </w:r>
+            <w:proofErr w:type="spellEnd"/>
+            <w:r>
+              <w:t xml:space="preserve"> </w:t>
+            </w:r>
+            <w:proofErr w:type="spellStart"/>
+            <w:r>
+              <w:t>khách</w:t>
+            </w:r>
+            <w:proofErr w:type="spellEnd"/>
+            <w:r>
+              <w:t xml:space="preserve"> </w:t>
+            </w:r>
+            <w:proofErr w:type="spellStart"/>
+            <w:r>
+              <w:t>hàng</w:t>
+            </w:r>
+            <w:proofErr w:type="spellEnd"/>
+            <w:r>
+              <w:t xml:space="preserve"> </w:t>
+            </w:r>
+            <w:proofErr w:type="spellStart"/>
+            <w:r>
+              <w:t>chỉ</w:t>
+            </w:r>
+            <w:proofErr w:type="spellEnd"/>
+            <w:r>
+              <w:t xml:space="preserve"> </w:t>
+            </w:r>
+            <w:proofErr w:type="spellStart"/>
+            <w:r>
+              <w:t>được</w:t>
+            </w:r>
+            <w:proofErr w:type="spellEnd"/>
+            <w:r>
+              <w:t xml:space="preserve"> </w:t>
+            </w:r>
+            <w:proofErr w:type="spellStart"/>
+            <w:r>
+              <w:t>đặt</w:t>
+            </w:r>
+            <w:proofErr w:type="spellEnd"/>
+            <w:r>
+              <w:t xml:space="preserve"> </w:t>
+            </w:r>
+            <w:proofErr w:type="spellStart"/>
+            <w:r>
+              <w:t>tối</w:t>
+            </w:r>
+            <w:proofErr w:type="spellEnd"/>
+            <w:r>
+              <w:t xml:space="preserve"> </w:t>
+            </w:r>
+            <w:proofErr w:type="spellStart"/>
+            <w:r>
+              <w:t>đa</w:t>
+            </w:r>
+            <w:proofErr w:type="spellEnd"/>
+            <w:r>
+              <w:t xml:space="preserve"> 8 </w:t>
+            </w:r>
+            <w:proofErr w:type="spellStart"/>
+            <w:r>
+              <w:t>vé</w:t>
+            </w:r>
+            <w:proofErr w:type="spellEnd"/>
+            <w:r>
+              <w:t xml:space="preserve"> </w:t>
+            </w:r>
+            <w:proofErr w:type="spellStart"/>
+            <w:r>
+              <w:t>trên</w:t>
+            </w:r>
+            <w:proofErr w:type="spellEnd"/>
+            <w:r>
+              <w:t xml:space="preserve"> 1 </w:t>
+            </w:r>
+            <w:proofErr w:type="spellStart"/>
+            <w:r>
+              <w:t>đơn</w:t>
+            </w:r>
+            <w:proofErr w:type="spellEnd"/>
+            <w:r>
+              <w:t xml:space="preserve"> </w:t>
+            </w:r>
+            <w:proofErr w:type="spellStart"/>
+            <w:r>
+              <w:t>để</w:t>
+            </w:r>
+            <w:proofErr w:type="spellEnd"/>
+            <w:r>
+              <w:t xml:space="preserve"> </w:t>
+            </w:r>
+            <w:proofErr w:type="spellStart"/>
+            <w:r>
+              <w:t>tránh</w:t>
+            </w:r>
+            <w:proofErr w:type="spellEnd"/>
+            <w:r>
+              <w:t xml:space="preserve"> </w:t>
+            </w:r>
+            <w:proofErr w:type="spellStart"/>
+            <w:r>
+              <w:t>đặt</w:t>
+            </w:r>
+            <w:proofErr w:type="spellEnd"/>
+            <w:r>
+              <w:t xml:space="preserve"> </w:t>
+            </w:r>
+            <w:proofErr w:type="spellStart"/>
+            <w:r>
+              <w:t>quá</w:t>
+            </w:r>
+            <w:proofErr w:type="spellEnd"/>
+            <w:r>
+              <w:t xml:space="preserve"> </w:t>
+            </w:r>
+            <w:proofErr w:type="spellStart"/>
+            <w:r>
+              <w:t>nhiều</w:t>
+            </w:r>
+            <w:proofErr w:type="spellEnd"/>
+            <w:r>
+              <w:t xml:space="preserve"> </w:t>
+            </w:r>
+            <w:proofErr w:type="spellStart"/>
+            <w:r>
+              <w:t>vé</w:t>
+            </w:r>
+            <w:proofErr w:type="spellEnd"/>
+            <w:r>
+              <w:t xml:space="preserve"> </w:t>
+            </w:r>
+            <w:proofErr w:type="spellStart"/>
+            <w:r>
+              <w:t>trên</w:t>
+            </w:r>
+            <w:proofErr w:type="spellEnd"/>
+            <w:r>
+              <w:t xml:space="preserve"> 1 </w:t>
+            </w:r>
+            <w:proofErr w:type="spellStart"/>
+            <w:r>
+              <w:t>đơn</w:t>
+            </w:r>
+            <w:proofErr w:type="spellEnd"/>
+            <w:r>
+              <w:t xml:space="preserve"> </w:t>
+            </w:r>
+          </w:p>
+        </w:tc>
+      </w:tr>
+    </w:tbl>
+    <w:p/>
+    <w:p>
+      <w:proofErr w:type="spellStart"/>
+      <w:r>
+        <w:t>Điểm</w:t>
+      </w:r>
+      <w:proofErr w:type="spellEnd"/>
+      <w:r>
+        <w:t xml:space="preserve"> </w:t>
+      </w:r>
+      <w:proofErr w:type="spellStart"/>
+      <w:r>
+        <w:t>chưa</w:t>
+      </w:r>
+      <w:proofErr w:type="spellEnd"/>
+      <w:r>
+        <w:t xml:space="preserve"> </w:t>
+      </w:r>
+      <w:proofErr w:type="spellStart"/>
+      <w:r>
+        <w:t>rõ</w:t>
+      </w:r>
+      <w:proofErr w:type="spellEnd"/>
+      <w:r>
+        <w:t xml:space="preserve"> </w:t>
+      </w:r>
+      <w:proofErr w:type="spellStart"/>
+      <w:r>
+        <w:t>trong</w:t>
+      </w:r>
+      <w:proofErr w:type="spellEnd"/>
+      <w:r>
+        <w:t xml:space="preserve"> </w:t>
+      </w:r>
+      <w:proofErr w:type="spellStart"/>
+      <w:r>
+        <w:t>tài</w:t>
+      </w:r>
+      <w:proofErr w:type="spellEnd"/>
+      <w:r>
+        <w:t xml:space="preserve"> </w:t>
+      </w:r>
+      <w:proofErr w:type="spellStart"/>
+      <w:r>
+        <w:t>liệu</w:t>
+      </w:r>
+      <w:proofErr w:type="spellEnd"/>
+      <w:r>
+        <w:t xml:space="preserve"> </w:t>
+      </w:r>
+      <w:proofErr w:type="spellStart"/>
+      <w:r>
+        <w:t>là</w:t>
+      </w:r>
+      <w:proofErr w:type="spellEnd"/>
+      <w:r>
+        <w:t xml:space="preserve"> </w:t>
+      </w:r>
+      <w:proofErr w:type="spellStart"/>
+      <w:r>
+        <w:t>ứng</w:t>
+      </w:r>
+      <w:proofErr w:type="spellEnd"/>
+      <w:r>
+        <w:t xml:space="preserve"> </w:t>
+      </w:r>
+      <w:proofErr w:type="spellStart"/>
+      <w:r>
+        <w:t>dụng</w:t>
+      </w:r>
+      <w:proofErr w:type="spellEnd"/>
+      <w:r>
+        <w:t xml:space="preserve"> </w:t>
+      </w:r>
+      <w:proofErr w:type="spellStart"/>
+      <w:r>
+        <w:t>đang</w:t>
+      </w:r>
+      <w:proofErr w:type="spellEnd"/>
+      <w:r>
+        <w:t xml:space="preserve"> </w:t>
+      </w:r>
+      <w:proofErr w:type="spellStart"/>
+      <w:r>
+        <w:t>sử</w:t>
+      </w:r>
+      <w:proofErr w:type="spellEnd"/>
+      <w:r>
+        <w:t xml:space="preserve"> </w:t>
+      </w:r>
+      <w:proofErr w:type="spellStart"/>
+      <w:r>
+        <w:t>dụng</w:t>
+      </w:r>
+      <w:proofErr w:type="spellEnd"/>
+      <w:r>
+        <w:t xml:space="preserve"> </w:t>
+      </w:r>
+      <w:proofErr w:type="spellStart"/>
+      <w:r>
+        <w:t>loại</w:t>
+      </w:r>
+      <w:proofErr w:type="spellEnd"/>
+      <w:r>
+        <w:t xml:space="preserve"> </w:t>
+      </w:r>
+      <w:proofErr w:type="spellStart"/>
+      <w:r>
+        <w:t>tiền</w:t>
+      </w:r>
+      <w:proofErr w:type="spellEnd"/>
+      <w:r>
+        <w:t xml:space="preserve"> </w:t>
+      </w:r>
+      <w:proofErr w:type="spellStart"/>
+      <w:r>
+        <w:t>tệ</w:t>
+      </w:r>
+      <w:proofErr w:type="spellEnd"/>
+      <w:r>
+        <w:t xml:space="preserve"> </w:t>
+      </w:r>
+      <w:proofErr w:type="spellStart"/>
+      <w:r>
+        <w:t>nào</w:t>
+      </w:r>
+      <w:proofErr w:type="spellEnd"/>
+      <w:r>
+        <w:t xml:space="preserve"> </w:t>
+      </w:r>
+      <w:proofErr w:type="spellStart"/>
+      <w:r>
+        <w:t>để</w:t>
+      </w:r>
+      <w:proofErr w:type="spellEnd"/>
+      <w:r>
+        <w:t xml:space="preserve"> </w:t>
+      </w:r>
+      <w:proofErr w:type="spellStart"/>
+      <w:r>
+        <w:t>thanh</w:t>
+      </w:r>
+      <w:proofErr w:type="spellEnd"/>
+      <w:r>
+        <w:t xml:space="preserve"> </w:t>
+      </w:r>
+      <w:proofErr w:type="spellStart"/>
+      <w:r>
+        <w:t>toán</w:t>
+      </w:r>
+      <w:proofErr w:type="spellEnd"/>
+    </w:p>
+    <w:p/>
+    <w:tbl>
+      <w:tblPr>
+        <w:tblStyle w:val="TableGrid"/>
+        <w:tblW w:w="0" w:type="auto"/>
+        <w:tblLook w:val="04A0" w:firstRow="1" w:lastRow="0" w:firstColumn="1" w:lastColumn="0" w:noHBand="0" w:noVBand="1"/>
+      </w:tblPr>
+      <w:tblGrid>
+        <w:gridCol w:w="4675"/>
+        <w:gridCol w:w="4675"/>
+      </w:tblGrid>
+      <w:tr>
+        <w:tc>
+          <w:tcPr>
             <w:tcW w:w="4675" w:type="dxa"/>
           </w:tcPr>
+          <w:p>
+            <w:r>
+              <w:t xml:space="preserve">Chi </w:t>
+            </w:r>
+            <w:proofErr w:type="spellStart"/>
+            <w:r>
+              <w:t>tiết</w:t>
+            </w:r>
+            <w:proofErr w:type="spellEnd"/>
+            <w:r>
+              <w:t xml:space="preserve"> </w:t>
+            </w:r>
+            <w:proofErr w:type="spellStart"/>
+            <w:r>
+              <w:t>bước</w:t>
+            </w:r>
+            <w:proofErr w:type="spellEnd"/>
+            <w:r>
+              <w:t xml:space="preserve"> 6</w:t>
+            </w:r>
+          </w:p>
+        </w:tc>
+        <w:tc>
+          <w:tcPr>
+            <w:tcW w:w="4675" w:type="dxa"/>
+          </w:tcPr>
+          <w:p>
+            <w:proofErr w:type="spellStart"/>
+            <w:r>
+              <w:t>Mô</w:t>
+            </w:r>
+            <w:proofErr w:type="spellEnd"/>
+            <w:r>
+              <w:t xml:space="preserve"> </w:t>
+            </w:r>
+            <w:proofErr w:type="spellStart"/>
+            <w:r>
+              <w:t>tả</w:t>
+            </w:r>
+            <w:proofErr w:type="spellEnd"/>
+            <w:r>
+              <w:t xml:space="preserve"> chi </w:t>
+            </w:r>
+            <w:proofErr w:type="spellStart"/>
+            <w:r>
+              <w:t>tiết</w:t>
+            </w:r>
+            <w:proofErr w:type="spellEnd"/>
+            <w:r>
+              <w:t xml:space="preserve"> </w:t>
+            </w:r>
+            <w:proofErr w:type="spellStart"/>
+            <w:r>
+              <w:t>các</w:t>
+            </w:r>
+            <w:proofErr w:type="spellEnd"/>
+            <w:r>
+              <w:t xml:space="preserve"> </w:t>
+            </w:r>
+            <w:proofErr w:type="spellStart"/>
+            <w:r>
+              <w:t>bước</w:t>
+            </w:r>
+            <w:proofErr w:type="spellEnd"/>
+            <w:r>
+              <w:t xml:space="preserve"> con </w:t>
+            </w:r>
+            <w:proofErr w:type="spellStart"/>
+            <w:r>
+              <w:t>của</w:t>
+            </w:r>
+            <w:proofErr w:type="spellEnd"/>
+            <w:r>
+              <w:t xml:space="preserve"> </w:t>
+            </w:r>
+            <w:proofErr w:type="spellStart"/>
+            <w:r>
+              <w:t>bước</w:t>
+            </w:r>
+            <w:proofErr w:type="spellEnd"/>
+            <w:r>
+              <w:t xml:space="preserve"> 6</w:t>
+            </w:r>
+          </w:p>
+        </w:tc>
+      </w:tr>
+      <w:tr>
+        <w:tc>
+          <w:tcPr>
+            <w:tcW w:w="4675" w:type="dxa"/>
+          </w:tcPr>
+          <w:p>
+            <w:r>
+              <w:t>6.1</w:t>
+            </w:r>
+          </w:p>
+        </w:tc>
+        <w:tc>
+          <w:tcPr>
+            <w:tcW w:w="4675" w:type="dxa"/>
+          </w:tcPr>
+          <w:p>
+            <w:proofErr w:type="spellStart"/>
+            <w:r>
+              <w:t>Kiểm</w:t>
+            </w:r>
+            <w:proofErr w:type="spellEnd"/>
+            <w:r>
+              <w:t xml:space="preserve"> </w:t>
+            </w:r>
+            <w:proofErr w:type="spellStart"/>
+            <w:r>
+              <w:t>tra</w:t>
+            </w:r>
+            <w:proofErr w:type="spellEnd"/>
+            <w:r>
+              <w:t xml:space="preserve"> </w:t>
+            </w:r>
+            <w:proofErr w:type="spellStart"/>
+            <w:r>
+              <w:t>xuất</w:t>
+            </w:r>
+            <w:proofErr w:type="spellEnd"/>
+            <w:r>
+              <w:t xml:space="preserve"> </w:t>
+            </w:r>
+            <w:proofErr w:type="spellStart"/>
+            <w:r>
+              <w:t>chiếu</w:t>
+            </w:r>
+            <w:proofErr w:type="spellEnd"/>
+            <w:r>
+              <w:t xml:space="preserve"> </w:t>
+            </w:r>
+            <w:proofErr w:type="spellStart"/>
+            <w:r>
+              <w:t>còn</w:t>
+            </w:r>
+            <w:proofErr w:type="spellEnd"/>
+            <w:r>
+              <w:t xml:space="preserve"> </w:t>
+            </w:r>
+            <w:proofErr w:type="spellStart"/>
+            <w:r>
+              <w:t>đủ</w:t>
+            </w:r>
+            <w:proofErr w:type="spellEnd"/>
+            <w:r>
+              <w:t xml:space="preserve"> </w:t>
+            </w:r>
+            <w:proofErr w:type="spellStart"/>
+            <w:r>
+              <w:t>ghế</w:t>
+            </w:r>
+            <w:proofErr w:type="spellEnd"/>
+          </w:p>
+        </w:tc>
+      </w:tr>
+      <w:tr>
+        <w:tc>
+          <w:tcPr>
+            <w:tcW w:w="4675" w:type="dxa"/>
+          </w:tcPr>
+          <w:p>
+            <w:r>
+              <w:t>6.2</w:t>
+            </w:r>
+          </w:p>
+        </w:tc>
+        <w:tc>
+          <w:tcPr>
+            <w:tcW w:w="4675" w:type="dxa"/>
+          </w:tcPr>
+          <w:p>
+            <w:proofErr w:type="spellStart"/>
+            <w:r>
+              <w:t>Tạo</w:t>
+            </w:r>
+            <w:proofErr w:type="spellEnd"/>
+            <w:r>
+              <w:t xml:space="preserve"> </w:t>
+            </w:r>
+            <w:proofErr w:type="spellStart"/>
+            <w:r>
+              <w:t>đơn</w:t>
+            </w:r>
+            <w:proofErr w:type="spellEnd"/>
+            <w:r>
+              <w:t xml:space="preserve"> </w:t>
+            </w:r>
+            <w:proofErr w:type="spellStart"/>
+            <w:r>
+              <w:t>đặt</w:t>
+            </w:r>
+            <w:proofErr w:type="spellEnd"/>
+            <w:r>
+              <w:t xml:space="preserve"> </w:t>
+            </w:r>
+            <w:proofErr w:type="spellStart"/>
+            <w:r>
+              <w:t>vé</w:t>
+            </w:r>
+            <w:proofErr w:type="spellEnd"/>
+          </w:p>
+        </w:tc>
+      </w:tr>
+      <w:tr>
+        <w:tc>
+          <w:tcPr>
+            <w:tcW w:w="4675" w:type="dxa"/>
+          </w:tcPr>
+          <w:p>
+            <w:r>
+              <w:t>6.3</w:t>
+            </w:r>
+          </w:p>
+        </w:tc>
+        <w:tc>
+          <w:tcPr>
+            <w:tcW w:w="4675" w:type="dxa"/>
+          </w:tcPr>
+          <w:p>
+            <w:proofErr w:type="spellStart"/>
+            <w:r>
+              <w:t>Xếp</w:t>
+            </w:r>
+            <w:proofErr w:type="spellEnd"/>
+            <w:r>
+              <w:t xml:space="preserve"> </w:t>
+            </w:r>
+            <w:proofErr w:type="spellStart"/>
+            <w:r>
+              <w:t>ghế</w:t>
+            </w:r>
+            <w:proofErr w:type="spellEnd"/>
+          </w:p>
+        </w:tc>
+      </w:tr>
+      <w:tr>
+        <w:tc>
+          <w:tcPr>
+            <w:tcW w:w="4675" w:type="dxa"/>
+          </w:tcPr>
+          <w:p>
+            <w:r>
+              <w:t>6.4</w:t>
+            </w:r>
+          </w:p>
+        </w:tc>
+        <w:tc>
+          <w:tcPr>
+            <w:tcW w:w="4675" w:type="dxa"/>
+          </w:tcPr>
+          <w:p>
+            <w:proofErr w:type="spellStart"/>
+            <w:r>
+              <w:t>Cấp</w:t>
+            </w:r>
+            <w:proofErr w:type="spellEnd"/>
+            <w:r>
+              <w:t xml:space="preserve"> </w:t>
+            </w:r>
+            <w:proofErr w:type="spellStart"/>
+            <w:r>
+              <w:t>mã</w:t>
+            </w:r>
+            <w:proofErr w:type="spellEnd"/>
+            <w:r>
+              <w:t xml:space="preserve"> </w:t>
+            </w:r>
+            <w:proofErr w:type="spellStart"/>
+            <w:r>
+              <w:t>vé</w:t>
+            </w:r>
+            <w:proofErr w:type="spellEnd"/>
+            <w:r>
+              <w:t xml:space="preserve"> </w:t>
+            </w:r>
+            <w:proofErr w:type="spellStart"/>
+            <w:r>
+              <w:t>điện</w:t>
+            </w:r>
+            <w:proofErr w:type="spellEnd"/>
+            <w:r>
+              <w:t xml:space="preserve"> </w:t>
+            </w:r>
+            <w:proofErr w:type="spellStart"/>
+            <w:r>
+              <w:t>t</w:t>
+            </w:r>
+            <w:r>
+              <w:t>ử</w:t>
+            </w:r>
+            <w:proofErr w:type="spellEnd"/>
+            <w:r>
+              <w:t xml:space="preserve"> </w:t>
+            </w:r>
+          </w:p>
+        </w:tc>
+      </w:tr>
+      <w:tr>
+        <w:tc>
+          <w:tcPr>
+            <w:tcW w:w="4675" w:type="dxa"/>
+          </w:tcPr>
+          <w:p>
+            <w:r>
+              <w:t>6.5</w:t>
+            </w:r>
+          </w:p>
+        </w:tc>
+        <w:tc>
+          <w:tcPr>
+            <w:tcW w:w="4675" w:type="dxa"/>
+          </w:tcPr>
+          <w:p>
+            <w:r>
+              <w:t xml:space="preserve">Hiển </w:t>
+            </w:r>
+            <w:proofErr w:type="spellStart"/>
+            <w:r>
+              <w:t>thị</w:t>
+            </w:r>
+            <w:proofErr w:type="spellEnd"/>
+            <w:r>
+              <w:t xml:space="preserve"> </w:t>
+            </w:r>
+            <w:proofErr w:type="spellStart"/>
+            <w:r>
+              <w:t>thành</w:t>
+            </w:r>
+            <w:proofErr w:type="spellEnd"/>
+            <w:r>
+              <w:t xml:space="preserve"> </w:t>
+            </w:r>
+            <w:proofErr w:type="spellStart"/>
+            <w:r>
+              <w:t>công</w:t>
+            </w:r>
+            <w:proofErr w:type="spellEnd"/>
+          </w:p>
+        </w:tc>
+      </w:tr>
+    </w:tbl>
+    <w:p/>
+    <w:p>
+      <w:r>
+        <w:rPr>
+          <w:noProof/>
+        </w:rPr>
+        <w:lastRenderedPageBreak/>
+        <w:drawing>
+          <wp:inline distT="0" distB="0" distL="0" distR="0" wp14:anchorId="5B39CAFD" wp14:editId="7A46C3F9">
+            <wp:extent cx="5934075" cy="3829050"/>
+            <wp:effectExtent l="0" t="0" r="9525" b="0"/>
+            <wp:docPr id="480750715" name="Picture 1"/>
+            <wp:cNvGraphicFramePr>
+              <a:graphicFrameLocks xmlns:a="http://schemas.openxmlformats.org/drawingml/2006/main" noChangeAspect="1"/>
+            </wp:cNvGraphicFramePr>
+            <a:graphic xmlns:a="http://schemas.openxmlformats.org/drawingml/2006/main">
+              <a:graphicData uri="http://schemas.openxmlformats.org/drawingml/2006/picture">
+                <pic:pic xmlns:pic="http://schemas.openxmlformats.org/drawingml/2006/picture">
+                  <pic:nvPicPr>
+                    <pic:cNvPr id="0" name="Picture 1"/>
+                    <pic:cNvPicPr>
+                      <a:picLocks noChangeAspect="1" noChangeArrowheads="1"/>
+                    </pic:cNvPicPr>
+                  </pic:nvPicPr>
+                  <pic:blipFill>
+                    <a:blip r:embed="rId4">
+                      <a:extLst>
+                        <a:ext uri="{28A0092B-C50C-407E-A947-70E740481C1C}">
+                          <a14:useLocalDpi xmlns:a14="http://schemas.microsoft.com/office/drawing/2010/main" val="0"/>
+                        </a:ext>
+                      </a:extLst>
+                    </a:blip>
+                    <a:srcRect/>
+                    <a:stretch>
+                      <a:fillRect/>
+                    </a:stretch>
+                  </pic:blipFill>
+                  <pic:spPr bwMode="auto">
+                    <a:xfrm>
+                      <a:off x="0" y="0"/>
+                      <a:ext cx="5934075" cy="3829050"/>
+                    </a:xfrm>
+                    <a:prstGeom prst="rect">
+                      <a:avLst/>
+                    </a:prstGeom>
+                    <a:noFill/>
+                    <a:ln>
+                      <a:noFill/>
+                    </a:ln>
+                  </pic:spPr>
+                </pic:pic>
+              </a:graphicData>
+            </a:graphic>
+          </wp:inline>
+        </w:drawing>
+      </w:r>
+    </w:p>
+    <w:p/>
+    <w:p/>
+    <w:p/>
+    <w:p/>
+    <w:p/>
+    <w:p/>
+    <w:p>
+      <w:r>
+        <w:t xml:space="preserve">Link </w:t>
+      </w:r>
+      <w:proofErr w:type="spellStart"/>
+      <w:r>
+        <w:t>figma</w:t>
+      </w:r>
+      <w:proofErr w:type="spellEnd"/>
+      <w:r>
+        <w:t>:</w:t>
+      </w:r>
+    </w:p>
+    <w:p>
+      <w:hyperlink r:id="rId5" w:history="1">
+        <w:r>
+          <w:rPr>
+            <w:rStyle w:val="Hyperlink"/>
+          </w:rPr>
+          <w:t>https://www.figma.com/design/49BnzGq4l4wbyReZT16Vot/Untitled?node-id=0-1&amp;t=Ki6WEBkxIaGq3oLR-1</w:t>
+        </w:r>
+      </w:hyperlink>
+    </w:p>
+    <w:tbl>
+      <w:tblPr>
+        <w:tblStyle w:val="TableGrid"/>
+        <w:tblW w:w="0" w:type="auto"/>
+        <w:tblLook w:val="04A0" w:firstRow="1" w:lastRow="0" w:firstColumn="1" w:lastColumn="0" w:noHBand="0" w:noVBand="1"/>
+      </w:tblPr>
+      <w:tblGrid>
+        <w:gridCol w:w="3116"/>
+        <w:gridCol w:w="3117"/>
+        <w:gridCol w:w="3117"/>
+      </w:tblGrid>
+      <w:tr>
+        <w:tc>
+          <w:tcPr>
+            <w:tcW w:w="3116" w:type="dxa"/>
+          </w:tcPr>
+          <w:p>
+            <w:proofErr w:type="spellStart"/>
+            <w:r>
+              <w:t>Lỗi</w:t>
+            </w:r>
+            <w:proofErr w:type="spellEnd"/>
+          </w:p>
+        </w:tc>
+        <w:tc>
+          <w:tcPr>
+            <w:tcW w:w="3117" w:type="dxa"/>
+          </w:tcPr>
+          <w:p>
+            <w:r>
+              <w:t xml:space="preserve">Vi </w:t>
+            </w:r>
+            <w:proofErr w:type="spellStart"/>
+            <w:r>
+              <w:t>phạm</w:t>
+            </w:r>
+            <w:proofErr w:type="spellEnd"/>
+            <w:r>
+              <w:t xml:space="preserve"> </w:t>
+            </w:r>
+            <w:proofErr w:type="spellStart"/>
+            <w:r>
+              <w:t>nguyên</w:t>
+            </w:r>
+            <w:proofErr w:type="spellEnd"/>
+            <w:r>
+              <w:t xml:space="preserve"> </w:t>
+            </w:r>
+            <w:proofErr w:type="spellStart"/>
+            <w:r>
+              <w:t>tắc</w:t>
+            </w:r>
+            <w:proofErr w:type="spellEnd"/>
+          </w:p>
+        </w:tc>
+        <w:tc>
+          <w:tcPr>
+            <w:tcW w:w="3117" w:type="dxa"/>
+          </w:tcPr>
+          <w:p>
+            <w:proofErr w:type="spellStart"/>
+            <w:r>
+              <w:t>Lí</w:t>
+            </w:r>
+            <w:proofErr w:type="spellEnd"/>
+            <w:r>
+              <w:t xml:space="preserve"> do</w:t>
+            </w:r>
+          </w:p>
+        </w:tc>
+      </w:tr>
+      <w:tr>
+        <w:tc>
+          <w:tcPr>
+            <w:tcW w:w="3116" w:type="dxa"/>
+          </w:tcPr>
+          <w:p>
+            <w:r>
+              <w:t>1</w:t>
+            </w:r>
+          </w:p>
+        </w:tc>
+        <w:tc>
+          <w:tcPr>
+            <w:tcW w:w="3117" w:type="dxa"/>
+          </w:tcPr>
           <w:p/>
         </w:tc>
         <w:tc>
           <w:tcPr>
-            <w:tcW w:w="4675" w:type="dxa"/>
+            <w:tcW w:w="3117" w:type="dxa"/>
+          </w:tcPr>
+          <w:p>
+            <w:proofErr w:type="spellStart"/>
+            <w:r>
+              <w:t>Để</w:t>
+            </w:r>
+            <w:proofErr w:type="spellEnd"/>
+            <w:r>
+              <w:t xml:space="preserve"> </w:t>
+            </w:r>
+            <w:proofErr w:type="spellStart"/>
+            <w:r>
+              <w:t>nút</w:t>
+            </w:r>
+            <w:proofErr w:type="spellEnd"/>
+            <w:r>
+              <w:t xml:space="preserve"> </w:t>
+            </w:r>
+            <w:proofErr w:type="spellStart"/>
+            <w:r>
+              <w:t>tiếp</w:t>
+            </w:r>
+            <w:proofErr w:type="spellEnd"/>
+            <w:r>
+              <w:t xml:space="preserve"> </w:t>
+            </w:r>
+            <w:proofErr w:type="spellStart"/>
+            <w:r>
+              <w:t>tục</w:t>
+            </w:r>
+            <w:proofErr w:type="spellEnd"/>
+            <w:r>
+              <w:t xml:space="preserve"> </w:t>
+            </w:r>
+            <w:proofErr w:type="spellStart"/>
+            <w:r>
+              <w:t>không</w:t>
+            </w:r>
+            <w:proofErr w:type="spellEnd"/>
+            <w:r>
+              <w:t xml:space="preserve"> </w:t>
+            </w:r>
+            <w:proofErr w:type="spellStart"/>
+            <w:r>
+              <w:t>có</w:t>
+            </w:r>
+            <w:proofErr w:type="spellEnd"/>
+            <w:r>
+              <w:t xml:space="preserve"> ô </w:t>
+            </w:r>
+            <w:proofErr w:type="spellStart"/>
+            <w:r>
+              <w:t>hình</w:t>
+            </w:r>
+            <w:proofErr w:type="spellEnd"/>
+            <w:r>
+              <w:t xml:space="preserve"> </w:t>
+            </w:r>
+            <w:proofErr w:type="spellStart"/>
+            <w:r>
+              <w:t>để</w:t>
+            </w:r>
+            <w:proofErr w:type="spellEnd"/>
+            <w:r>
+              <w:t xml:space="preserve"> </w:t>
+            </w:r>
+            <w:proofErr w:type="spellStart"/>
+            <w:r>
+              <w:t>bấm</w:t>
+            </w:r>
+            <w:proofErr w:type="spellEnd"/>
+            <w:r>
+              <w:t xml:space="preserve"> </w:t>
+            </w:r>
+            <w:proofErr w:type="spellStart"/>
+            <w:r>
+              <w:t>làm</w:t>
+            </w:r>
+            <w:proofErr w:type="spellEnd"/>
+            <w:r>
+              <w:t xml:space="preserve"> </w:t>
+            </w:r>
+            <w:proofErr w:type="spellStart"/>
+            <w:r>
+              <w:t>người</w:t>
+            </w:r>
+            <w:proofErr w:type="spellEnd"/>
+            <w:r>
+              <w:t xml:space="preserve"> </w:t>
+            </w:r>
+            <w:proofErr w:type="spellStart"/>
+            <w:r>
+              <w:t>dùng</w:t>
+            </w:r>
+            <w:proofErr w:type="spellEnd"/>
+            <w:r>
+              <w:t xml:space="preserve"> </w:t>
+            </w:r>
+            <w:proofErr w:type="spellStart"/>
+            <w:r>
+              <w:t>không</w:t>
+            </w:r>
+            <w:proofErr w:type="spellEnd"/>
+            <w:r>
+              <w:t xml:space="preserve"> </w:t>
+            </w:r>
+            <w:proofErr w:type="spellStart"/>
+            <w:r>
+              <w:t>biết</w:t>
+            </w:r>
+            <w:proofErr w:type="spellEnd"/>
+            <w:r>
+              <w:t xml:space="preserve"> </w:t>
+            </w:r>
+            <w:proofErr w:type="spellStart"/>
+            <w:r>
+              <w:t>bấm</w:t>
+            </w:r>
+            <w:proofErr w:type="spellEnd"/>
+            <w:r>
+              <w:t xml:space="preserve"> ở </w:t>
+            </w:r>
+            <w:proofErr w:type="spellStart"/>
+            <w:r>
+              <w:t>đâu</w:t>
+            </w:r>
+            <w:proofErr w:type="spellEnd"/>
+            <w:r>
+              <w:t xml:space="preserve"> </w:t>
+            </w:r>
+            <w:proofErr w:type="spellStart"/>
+            <w:r>
+              <w:t>để</w:t>
+            </w:r>
+            <w:proofErr w:type="spellEnd"/>
+            <w:r>
+              <w:t xml:space="preserve"> </w:t>
+            </w:r>
+            <w:proofErr w:type="spellStart"/>
+            <w:r>
+              <w:t>tiếp</w:t>
+            </w:r>
+            <w:proofErr w:type="spellEnd"/>
+            <w:r>
+              <w:t xml:space="preserve"> </w:t>
+            </w:r>
+            <w:proofErr w:type="spellStart"/>
+            <w:r>
+              <w:t>tục</w:t>
+            </w:r>
+            <w:proofErr w:type="spellEnd"/>
+          </w:p>
+        </w:tc>
+      </w:tr>
+      <w:tr>
+        <w:tc>
+          <w:tcPr>
+            <w:tcW w:w="3116" w:type="dxa"/>
+          </w:tcPr>
+          <w:p>
+            <w:r>
+              <w:t>2</w:t>
+            </w:r>
+          </w:p>
+        </w:tc>
+        <w:tc>
+          <w:tcPr>
+            <w:tcW w:w="3117" w:type="dxa"/>
+          </w:tcPr>
+          <w:p>
+            <w:proofErr w:type="spellStart"/>
+            <w:r>
+              <w:t>Nhất</w:t>
+            </w:r>
+            <w:proofErr w:type="spellEnd"/>
+            <w:r>
+              <w:t xml:space="preserve"> </w:t>
+            </w:r>
+            <w:proofErr w:type="spellStart"/>
+            <w:r>
+              <w:t>quán</w:t>
+            </w:r>
+            <w:proofErr w:type="spellEnd"/>
+            <w:r>
+              <w:t xml:space="preserve"> </w:t>
+            </w:r>
+          </w:p>
+        </w:tc>
+        <w:tc>
+          <w:tcPr>
+            <w:tcW w:w="3117" w:type="dxa"/>
+          </w:tcPr>
+          <w:p>
+            <w:proofErr w:type="spellStart"/>
+            <w:r>
+              <w:t>Trên</w:t>
+            </w:r>
+            <w:proofErr w:type="spellEnd"/>
+            <w:r>
+              <w:t xml:space="preserve"> BR1 </w:t>
+            </w:r>
+            <w:proofErr w:type="spellStart"/>
+            <w:r>
+              <w:t>chỉ</w:t>
+            </w:r>
+            <w:proofErr w:type="spellEnd"/>
+            <w:r>
+              <w:t xml:space="preserve"> </w:t>
+            </w:r>
+            <w:proofErr w:type="spellStart"/>
+            <w:r>
+              <w:t>bán</w:t>
+            </w:r>
+            <w:proofErr w:type="spellEnd"/>
+            <w:r>
+              <w:t xml:space="preserve"> </w:t>
+            </w:r>
+            <w:proofErr w:type="spellStart"/>
+            <w:r>
+              <w:t>suất</w:t>
+            </w:r>
+            <w:proofErr w:type="spellEnd"/>
+            <w:r>
+              <w:t xml:space="preserve"> </w:t>
+            </w:r>
+            <w:proofErr w:type="spellStart"/>
+            <w:r>
+              <w:t>chiếu</w:t>
+            </w:r>
+            <w:proofErr w:type="spellEnd"/>
+            <w:r>
+              <w:t xml:space="preserve"> </w:t>
+            </w:r>
+            <w:proofErr w:type="spellStart"/>
+            <w:r>
+              <w:t>tr</w:t>
+            </w:r>
+            <w:r>
+              <w:t>ong</w:t>
+            </w:r>
+            <w:proofErr w:type="spellEnd"/>
+            <w:r>
+              <w:t xml:space="preserve"> </w:t>
+            </w:r>
+            <w:proofErr w:type="spellStart"/>
+            <w:r>
+              <w:t>vòng</w:t>
+            </w:r>
+            <w:proofErr w:type="spellEnd"/>
+            <w:r>
+              <w:t xml:space="preserve"> 7 </w:t>
+            </w:r>
+            <w:proofErr w:type="spellStart"/>
+            <w:r>
+              <w:t>ngày</w:t>
+            </w:r>
+            <w:proofErr w:type="spellEnd"/>
+            <w:r>
+              <w:t xml:space="preserve"> </w:t>
+            </w:r>
+            <w:proofErr w:type="spellStart"/>
+            <w:r>
+              <w:t>tới</w:t>
+            </w:r>
+            <w:proofErr w:type="spellEnd"/>
+            <w:r>
+              <w:t xml:space="preserve"> </w:t>
+            </w:r>
+            <w:proofErr w:type="spellStart"/>
+            <w:r>
+              <w:t>mà</w:t>
+            </w:r>
+            <w:proofErr w:type="spellEnd"/>
+            <w:r>
+              <w:t xml:space="preserve"> </w:t>
+            </w:r>
+            <w:proofErr w:type="spellStart"/>
+            <w:r>
+              <w:t>phần</w:t>
+            </w:r>
+            <w:proofErr w:type="spellEnd"/>
+            <w:r>
+              <w:t xml:space="preserve"> </w:t>
+            </w:r>
+            <w:proofErr w:type="spellStart"/>
+            <w:r>
+              <w:t>đặ</w:t>
+            </w:r>
+            <w:r>
+              <w:t>t</w:t>
+            </w:r>
+            <w:proofErr w:type="spellEnd"/>
+            <w:r>
+              <w:t xml:space="preserve"> </w:t>
+            </w:r>
+            <w:proofErr w:type="spellStart"/>
+            <w:r>
+              <w:t>vé</w:t>
+            </w:r>
+            <w:proofErr w:type="spellEnd"/>
+            <w:r>
+              <w:t xml:space="preserve"> </w:t>
+            </w:r>
+            <w:proofErr w:type="spellStart"/>
+            <w:r>
+              <w:t>đến</w:t>
+            </w:r>
+            <w:proofErr w:type="spellEnd"/>
+            <w:r>
+              <w:t xml:space="preserve"> </w:t>
+            </w:r>
+            <w:proofErr w:type="spellStart"/>
+            <w:r>
+              <w:t>tận</w:t>
+            </w:r>
+            <w:proofErr w:type="spellEnd"/>
+            <w:r>
+              <w:t xml:space="preserve"> 4/10 </w:t>
+            </w:r>
+          </w:p>
+        </w:tc>
+      </w:tr>
+      <w:tr>
+        <w:tc>
+          <w:tcPr>
+            <w:tcW w:w="3116" w:type="dxa"/>
+          </w:tcPr>
+          <w:p>
+            <w:r>
+              <w:lastRenderedPageBreak/>
+              <w:t>3</w:t>
+            </w:r>
+          </w:p>
+        </w:tc>
+        <w:tc>
+          <w:tcPr>
+            <w:tcW w:w="3117" w:type="dxa"/>
+          </w:tcPr>
+          <w:p/>
+        </w:tc>
+        <w:tc>
+          <w:tcPr>
+            <w:tcW w:w="3117" w:type="dxa"/>
+          </w:tcPr>
+          <w:p>
+            <w:proofErr w:type="spellStart"/>
+            <w:r>
+              <w:t>Trên</w:t>
+            </w:r>
+            <w:proofErr w:type="spellEnd"/>
+            <w:r>
+              <w:t xml:space="preserve"> </w:t>
+            </w:r>
+            <w:proofErr w:type="spellStart"/>
+            <w:r>
+              <w:t>giao</w:t>
+            </w:r>
+            <w:proofErr w:type="spellEnd"/>
+            <w:r>
+              <w:t xml:space="preserve"> </w:t>
+            </w:r>
+            <w:proofErr w:type="spellStart"/>
+            <w:r>
+              <w:t>diện</w:t>
+            </w:r>
+            <w:proofErr w:type="spellEnd"/>
+            <w:r>
+              <w:t xml:space="preserve"> </w:t>
+            </w:r>
+            <w:proofErr w:type="spellStart"/>
+            <w:r>
+              <w:t>đang</w:t>
+            </w:r>
+            <w:proofErr w:type="spellEnd"/>
+            <w:r>
+              <w:t xml:space="preserve"> </w:t>
+            </w:r>
+            <w:proofErr w:type="spellStart"/>
+            <w:r>
+              <w:t>ghi</w:t>
+            </w:r>
+            <w:proofErr w:type="spellEnd"/>
+            <w:r>
+              <w:t xml:space="preserve"> </w:t>
+            </w:r>
+            <w:proofErr w:type="spellStart"/>
+            <w:r>
+              <w:t>là</w:t>
+            </w:r>
+            <w:proofErr w:type="spellEnd"/>
+            <w:r>
+              <w:t xml:space="preserve"> </w:t>
+            </w:r>
+            <w:proofErr w:type="spellStart"/>
+            <w:r>
+              <w:t>đặt</w:t>
+            </w:r>
+            <w:proofErr w:type="spellEnd"/>
+            <w:r>
+              <w:t xml:space="preserve"> </w:t>
+            </w:r>
+            <w:proofErr w:type="spellStart"/>
+            <w:r>
+              <w:t>vé</w:t>
+            </w:r>
+            <w:proofErr w:type="spellEnd"/>
+            <w:r>
+              <w:t xml:space="preserve"> </w:t>
+            </w:r>
+            <w:proofErr w:type="spellStart"/>
+            <w:r>
+              <w:t>là</w:t>
+            </w:r>
+            <w:proofErr w:type="spellEnd"/>
+            <w:r>
+              <w:t xml:space="preserve"> </w:t>
+            </w:r>
+            <w:proofErr w:type="spellStart"/>
+            <w:r>
+              <w:t>số</w:t>
+            </w:r>
+            <w:proofErr w:type="spellEnd"/>
+            <w:r>
+              <w:t xml:space="preserve"> 0 </w:t>
+            </w:r>
+            <w:proofErr w:type="spellStart"/>
+            <w:r>
+              <w:t>là</w:t>
+            </w:r>
+            <w:proofErr w:type="spellEnd"/>
+            <w:r>
+              <w:t xml:space="preserve"> </w:t>
+            </w:r>
+            <w:proofErr w:type="spellStart"/>
+            <w:r>
+              <w:t>sai</w:t>
+            </w:r>
+            <w:proofErr w:type="spellEnd"/>
+            <w:r>
+              <w:t xml:space="preserve"> </w:t>
+            </w:r>
+            <w:proofErr w:type="spellStart"/>
+            <w:r>
+              <w:t>m</w:t>
+            </w:r>
+            <w:r>
+              <w:t>ặc</w:t>
+            </w:r>
+            <w:proofErr w:type="spellEnd"/>
+            <w:r>
+              <w:t xml:space="preserve"> </w:t>
+            </w:r>
+            <w:proofErr w:type="spellStart"/>
+            <w:r>
+              <w:t>định</w:t>
+            </w:r>
+            <w:proofErr w:type="spellEnd"/>
+            <w:r>
+              <w:t xml:space="preserve"> </w:t>
+            </w:r>
+            <w:proofErr w:type="spellStart"/>
+            <w:r>
+              <w:t>là</w:t>
+            </w:r>
+            <w:proofErr w:type="spellEnd"/>
+            <w:r>
+              <w:t xml:space="preserve"> </w:t>
+            </w:r>
+            <w:proofErr w:type="spellStart"/>
+            <w:r>
+              <w:t>phải</w:t>
+            </w:r>
+            <w:proofErr w:type="spellEnd"/>
+            <w:r>
+              <w:t xml:space="preserve"> </w:t>
+            </w:r>
+            <w:proofErr w:type="spellStart"/>
+            <w:r>
+              <w:t>là</w:t>
+            </w:r>
+            <w:proofErr w:type="spellEnd"/>
+            <w:r>
+              <w:t xml:space="preserve"> </w:t>
+            </w:r>
+            <w:proofErr w:type="spellStart"/>
+            <w:r>
+              <w:t>số</w:t>
+            </w:r>
+            <w:proofErr w:type="spellEnd"/>
+            <w:r>
+              <w:t xml:space="preserve"> 1</w:t>
+            </w:r>
+          </w:p>
+        </w:tc>
+      </w:tr>
+      <w:tr>
+        <w:tc>
+          <w:tcPr>
+            <w:tcW w:w="3116" w:type="dxa"/>
+          </w:tcPr>
+          <w:p>
+            <w:r>
+              <w:t>4</w:t>
+            </w:r>
+          </w:p>
+        </w:tc>
+        <w:tc>
+          <w:tcPr>
+            <w:tcW w:w="3117" w:type="dxa"/>
+          </w:tcPr>
+          <w:p/>
+        </w:tc>
+        <w:tc>
+          <w:tcPr>
+            <w:tcW w:w="3117" w:type="dxa"/>
           </w:tcPr>
           <w:p/>
         </w:tc>
@@ -1118,6 +3509,29 @@
       </w:tblBorders>
     </w:tblPr>
   </w:style>
+  <w:style w:type="character" w:styleId="Hyperlink">
+    <w:name w:val="Hyperlink"/>
+    <w:basedOn w:val="DefaultParagraphFont"/>
+    <w:uiPriority w:val="99"/>
+    <w:unhideWhenUsed/>
+    <w:rsid w:val="007669C6"/>
+    <w:rPr>
+      <w:color w:val="0563C1" w:themeColor="hyperlink"/>
+      <w:u w:val="single"/>
+    </w:rPr>
+  </w:style>
+  <w:style w:type="character" w:styleId="UnresolvedMention">
+    <w:name w:val="Unresolved Mention"/>
+    <w:basedOn w:val="DefaultParagraphFont"/>
+    <w:uiPriority w:val="99"/>
+    <w:semiHidden/>
+    <w:unhideWhenUsed/>
+    <w:rsid w:val="007669C6"/>
+    <w:rPr>
+      <w:color w:val="605E5C"/>
+      <w:shd w:val="clear" w:color="auto" w:fill="E1DFDD"/>
+    </w:rPr>
+  </w:style>
 </w:styles>
 </file>
 
